--- a/results/paper_tables/session/02_dr_by_ae_molecule_matrix.docx
+++ b/results/paper_tables/session/02_dr_by_ae_molecule_matrix.docx
@@ -1918,7 +1918,7 @@
                 <w:szCs w:val="17"/>
                 <w:color w:val="24212B"/>
               </w:rPr>
-              <w:t xml:space="preserve">p=0.535</w:t>
+              <w:t xml:space="preserve">p=0.440</w:t>
             </w:r>
           </w:p>
         </w:tc>
@@ -2026,7 +2026,7 @@
                 <w:szCs w:val="17"/>
                 <w:color w:val="24212B"/>
               </w:rPr>
-              <w:t xml:space="preserve">p=0.340</w:t>
+              <w:t xml:space="preserve">p=0.307</w:t>
             </w:r>
           </w:p>
         </w:tc>
@@ -2140,7 +2140,7 @@
                 <w:szCs w:val="17"/>
                 <w:color w:val="24212B"/>
               </w:rPr>
-              <w:t xml:space="preserve">p=0.363</w:t>
+              <w:t xml:space="preserve">p=0.257</w:t>
             </w:r>
           </w:p>
         </w:tc>
@@ -2914,7 +2914,7 @@
                 <w:szCs w:val="17"/>
                 <w:color w:val="24212B"/>
               </w:rPr>
-              <w:t xml:space="preserve">p=0.375</w:t>
+              <w:t xml:space="preserve">p=0.177</w:t>
             </w:r>
           </w:p>
         </w:tc>
@@ -3809,7 +3809,7 @@
       </w:tr>
       <w:tr>
         <w:trPr>
-          <w:trHeight w:val="459" w:hRule="auto"/>
+          <w:trHeight w:val="463" w:hRule="auto"/>
         </w:trPr>
         body17
         <w:tc>
@@ -3916,115 +3916,115 @@
                 <w:szCs w:val="17"/>
                 <w:color w:val="24212B"/>
               </w:rPr>
-              <w:t xml:space="preserve">p=0.529</w:t>
-            </w:r>
-          </w:p>
-        </w:tc>
-        <w:tc>
-          <w:tcPr>
-            <w:tcBorders>
-              <w:bottom w:val="none" w:sz="0" w:space="0" w:color="000000"/>
-              <w:top w:val="none" w:sz="0" w:space="0" w:color="000000"/>
-              <w:left w:val="none" w:sz="0" w:space="0" w:color="000000"/>
-              <w:right w:val="none" w:sz="0" w:space="0" w:color="000000"/>
-            </w:tcBorders>
-            <w:shd w:val="clear" w:color="auto" w:fill="FFFFFF"/>
-            <w:tcMar>
-              <w:top w:w="0" w:type="dxa"/>
-              <w:bottom w:w="0" w:type="dxa"/>
-              <w:left w:w="0" w:type="dxa"/>
-              <w:right w:w="0" w:type="dxa"/>
-            </w:tcMar>
-            <w:vAlign w:val="center"/>
-          </w:tcPr>
-          <w:p>
-            <w:pPr>
-              <w:jc w:val="center"/>
-              <w:pBdr>
-                <w:bottom w:val="none" w:sz="0" w:space="0" w:color="000000"/>
-                <w:top w:val="none" w:sz="0" w:space="0" w:color="000000"/>
-                <w:left w:val="none" w:sz="0" w:space="0" w:color="000000"/>
-                <w:right w:val="none" w:sz="0" w:space="0" w:color="000000"/>
-              </w:pBdr>
-              <w:spacing w:after="60" w:before="60" w:line="240"/>
-              <w:ind w:left="60" w:right="60" w:firstLine="0" w:firstLineChars="0"/>
-              <w:rPr>
-                <w:rFonts w:ascii="Helvetica" w:hAnsi="Helvetica" w:eastAsia="Helvetica" w:cs="Helvetica"/>
-                <w:i w:val="false"/>
-                <w:b w:val="false"/>
-                <w:u w:val="none"/>
-                <w:strike w:val="false"/>
-                <w:sz w:val="17"/>
-                <w:szCs w:val="17"/>
-                <w:color w:val="24212B"/>
-              </w:rPr>
-            </w:pPr>
-            <w:r>
-              <w:rPr>
-                <w:rFonts w:ascii="Helvetica" w:hAnsi="Helvetica" w:eastAsia="Helvetica" w:cs="Helvetica"/>
-                <w:i w:val="false"/>
-                <w:b w:val="false"/>
-                <w:u w:val="none"/>
-                <w:strike w:val="false"/>
-                <w:sz w:val="17"/>
-                <w:szCs w:val="17"/>
-                <w:color w:val="24212B"/>
-              </w:rPr>
-              <w:t xml:space="preserve">p=0.270</w:t>
-            </w:r>
-          </w:p>
-        </w:tc>
-        <w:tc>
-          <w:tcPr>
-            <w:tcBorders>
-              <w:bottom w:val="none" w:sz="0" w:space="0" w:color="000000"/>
-              <w:top w:val="none" w:sz="0" w:space="0" w:color="000000"/>
-              <w:left w:val="none" w:sz="0" w:space="0" w:color="000000"/>
-              <w:right w:val="none" w:sz="0" w:space="0" w:color="000000"/>
-            </w:tcBorders>
-            <w:shd w:val="clear" w:color="auto" w:fill="FFFFFF"/>
-            <w:tcMar>
-              <w:top w:w="0" w:type="dxa"/>
-              <w:bottom w:w="0" w:type="dxa"/>
-              <w:left w:w="0" w:type="dxa"/>
-              <w:right w:w="0" w:type="dxa"/>
-            </w:tcMar>
-            <w:vAlign w:val="center"/>
-          </w:tcPr>
-          <w:p>
-            <w:pPr>
-              <w:jc w:val="center"/>
-              <w:pBdr>
-                <w:bottom w:val="none" w:sz="0" w:space="0" w:color="000000"/>
-                <w:top w:val="none" w:sz="0" w:space="0" w:color="000000"/>
-                <w:left w:val="none" w:sz="0" w:space="0" w:color="000000"/>
-                <w:right w:val="none" w:sz="0" w:space="0" w:color="000000"/>
-              </w:pBdr>
-              <w:spacing w:after="60" w:before="60" w:line="240"/>
-              <w:ind w:left="60" w:right="60" w:firstLine="0" w:firstLineChars="0"/>
-              <w:rPr>
-                <w:rFonts w:ascii="Helvetica" w:hAnsi="Helvetica" w:eastAsia="Helvetica" w:cs="Helvetica"/>
-                <w:i w:val="false"/>
-                <w:b w:val="false"/>
-                <w:u w:val="none"/>
-                <w:strike w:val="false"/>
-                <w:sz w:val="17"/>
-                <w:szCs w:val="17"/>
-                <w:color w:val="24212B"/>
-              </w:rPr>
-            </w:pPr>
-            <w:r>
-              <w:rPr>
-                <w:rFonts w:ascii="Helvetica" w:hAnsi="Helvetica" w:eastAsia="Helvetica" w:cs="Helvetica"/>
-                <w:i w:val="false"/>
-                <w:b w:val="false"/>
-                <w:u w:val="none"/>
-                <w:strike w:val="false"/>
-                <w:sz w:val="17"/>
-                <w:szCs w:val="17"/>
-                <w:color w:val="24212B"/>
-              </w:rPr>
-              <w:t xml:space="preserve">p=0.092</w:t>
+              <w:t xml:space="preserve">p=0.480</w:t>
+            </w:r>
+          </w:p>
+        </w:tc>
+        <w:tc>
+          <w:tcPr>
+            <w:tcBorders>
+              <w:bottom w:val="none" w:sz="0" w:space="0" w:color="000000"/>
+              <w:top w:val="none" w:sz="0" w:space="0" w:color="000000"/>
+              <w:left w:val="none" w:sz="0" w:space="0" w:color="000000"/>
+              <w:right w:val="none" w:sz="0" w:space="0" w:color="000000"/>
+            </w:tcBorders>
+            <w:shd w:val="clear" w:color="auto" w:fill="FFFFFF"/>
+            <w:tcMar>
+              <w:top w:w="0" w:type="dxa"/>
+              <w:bottom w:w="0" w:type="dxa"/>
+              <w:left w:w="0" w:type="dxa"/>
+              <w:right w:w="0" w:type="dxa"/>
+            </w:tcMar>
+            <w:vAlign w:val="center"/>
+          </w:tcPr>
+          <w:p>
+            <w:pPr>
+              <w:jc w:val="center"/>
+              <w:pBdr>
+                <w:bottom w:val="none" w:sz="0" w:space="0" w:color="000000"/>
+                <w:top w:val="none" w:sz="0" w:space="0" w:color="000000"/>
+                <w:left w:val="none" w:sz="0" w:space="0" w:color="000000"/>
+                <w:right w:val="none" w:sz="0" w:space="0" w:color="000000"/>
+              </w:pBdr>
+              <w:spacing w:after="60" w:before="60" w:line="240"/>
+              <w:ind w:left="60" w:right="60" w:firstLine="0" w:firstLineChars="0"/>
+              <w:rPr>
+                <w:rFonts w:ascii="Helvetica" w:hAnsi="Helvetica" w:eastAsia="Helvetica" w:cs="Helvetica"/>
+                <w:i w:val="false"/>
+                <w:b w:val="false"/>
+                <w:u w:val="none"/>
+                <w:strike w:val="false"/>
+                <w:sz w:val="17"/>
+                <w:szCs w:val="17"/>
+                <w:color w:val="24212B"/>
+              </w:rPr>
+            </w:pPr>
+            <w:r>
+              <w:rPr>
+                <w:rFonts w:ascii="Helvetica" w:hAnsi="Helvetica" w:eastAsia="Helvetica" w:cs="Helvetica"/>
+                <w:i w:val="false"/>
+                <w:b w:val="false"/>
+                <w:u w:val="none"/>
+                <w:strike w:val="false"/>
+                <w:sz w:val="17"/>
+                <w:szCs w:val="17"/>
+                <w:color w:val="24212B"/>
+              </w:rPr>
+              <w:t xml:space="preserve">p=0.248</w:t>
+            </w:r>
+          </w:p>
+        </w:tc>
+        <w:tc>
+          <w:tcPr>
+            <w:tcBorders>
+              <w:bottom w:val="none" w:sz="0" w:space="0" w:color="000000"/>
+              <w:top w:val="none" w:sz="0" w:space="0" w:color="000000"/>
+              <w:left w:val="none" w:sz="0" w:space="0" w:color="000000"/>
+              <w:right w:val="none" w:sz="0" w:space="0" w:color="000000"/>
+            </w:tcBorders>
+            <w:shd w:val="clear" w:color="auto" w:fill="FFFFFF"/>
+            <w:tcMar>
+              <w:top w:w="0" w:type="dxa"/>
+              <w:bottom w:w="0" w:type="dxa"/>
+              <w:left w:w="0" w:type="dxa"/>
+              <w:right w:w="0" w:type="dxa"/>
+            </w:tcMar>
+            <w:vAlign w:val="center"/>
+          </w:tcPr>
+          <w:p>
+            <w:pPr>
+              <w:jc w:val="center"/>
+              <w:pBdr>
+                <w:bottom w:val="none" w:sz="0" w:space="0" w:color="000000"/>
+                <w:top w:val="none" w:sz="0" w:space="0" w:color="000000"/>
+                <w:left w:val="none" w:sz="0" w:space="0" w:color="000000"/>
+                <w:right w:val="none" w:sz="0" w:space="0" w:color="000000"/>
+              </w:pBdr>
+              <w:spacing w:after="60" w:before="60" w:line="240"/>
+              <w:ind w:left="60" w:right="60" w:firstLine="0" w:firstLineChars="0"/>
+              <w:rPr>
+                <w:rFonts w:ascii="Helvetica" w:hAnsi="Helvetica" w:eastAsia="Helvetica" w:cs="Helvetica"/>
+                <w:i w:val="false"/>
+                <w:b w:val="true"/>
+                <w:u w:val="none"/>
+                <w:strike w:val="false"/>
+                <w:sz w:val="17"/>
+                <w:szCs w:val="17"/>
+                <w:color w:val="24212B"/>
+              </w:rPr>
+            </w:pPr>
+            <w:r>
+              <w:rPr>
+                <w:rFonts w:ascii="Helvetica" w:hAnsi="Helvetica" w:eastAsia="Helvetica" w:cs="Helvetica"/>
+                <w:i w:val="false"/>
+                <w:b w:val="true"/>
+                <w:u w:val="none"/>
+                <w:strike w:val="false"/>
+                <w:sz w:val="17"/>
+                <w:szCs w:val="17"/>
+                <w:color w:val="24212B"/>
+              </w:rPr>
+              <w:t xml:space="preserve">* p=0.025</w:t>
             </w:r>
           </w:p>
         </w:tc>
@@ -4138,7 +4138,7 @@
                 <w:szCs w:val="17"/>
                 <w:color w:val="24212B"/>
               </w:rPr>
-              <w:t xml:space="preserve">p=0.256</w:t>
+              <w:t xml:space="preserve">p=0.239</w:t>
             </w:r>
           </w:p>
         </w:tc>
@@ -4582,115 +4582,115 @@
                 <w:szCs w:val="17"/>
                 <w:color w:val="24212B"/>
               </w:rPr>
-              <w:t xml:space="preserve"/>
-            </w:r>
-          </w:p>
-        </w:tc>
-        <w:tc>
-          <w:tcPr>
-            <w:tcBorders>
-              <w:bottom w:val="none" w:sz="0" w:space="0" w:color="000000"/>
-              <w:top w:val="none" w:sz="0" w:space="0" w:color="000000"/>
-              <w:left w:val="none" w:sz="0" w:space="0" w:color="000000"/>
-              <w:right w:val="none" w:sz="0" w:space="0" w:color="000000"/>
-            </w:tcBorders>
-            <w:shd w:val="clear" w:color="auto" w:fill="FFFFFF"/>
-            <w:tcMar>
-              <w:top w:w="0" w:type="dxa"/>
-              <w:bottom w:w="0" w:type="dxa"/>
-              <w:left w:w="0" w:type="dxa"/>
-              <w:right w:w="0" w:type="dxa"/>
-            </w:tcMar>
-            <w:vAlign w:val="center"/>
-          </w:tcPr>
-          <w:p>
-            <w:pPr>
-              <w:jc w:val="center"/>
-              <w:pBdr>
-                <w:bottom w:val="none" w:sz="0" w:space="0" w:color="000000"/>
-                <w:top w:val="none" w:sz="0" w:space="0" w:color="000000"/>
-                <w:left w:val="none" w:sz="0" w:space="0" w:color="000000"/>
-                <w:right w:val="none" w:sz="0" w:space="0" w:color="000000"/>
-              </w:pBdr>
-              <w:spacing w:after="60" w:before="60" w:line="240"/>
-              <w:ind w:left="60" w:right="60" w:firstLine="0" w:firstLineChars="0"/>
-              <w:rPr>
-                <w:rFonts w:ascii="Helvetica" w:hAnsi="Helvetica" w:eastAsia="Helvetica" w:cs="Helvetica"/>
-                <w:i w:val="false"/>
-                <w:b w:val="false"/>
-                <w:u w:val="none"/>
-                <w:strike w:val="false"/>
-                <w:sz w:val="17"/>
-                <w:szCs w:val="17"/>
-                <w:color w:val="24212B"/>
-              </w:rPr>
-            </w:pPr>
-            <w:r>
-              <w:rPr>
-                <w:rFonts w:ascii="Helvetica" w:hAnsi="Helvetica" w:eastAsia="Helvetica" w:cs="Helvetica"/>
-                <w:i w:val="false"/>
-                <w:b w:val="false"/>
-                <w:u w:val="none"/>
-                <w:strike w:val="false"/>
-                <w:sz w:val="17"/>
-                <w:szCs w:val="17"/>
-                <w:color w:val="24212B"/>
-              </w:rPr>
-              <w:t xml:space="preserve">p=0.146</w:t>
-            </w:r>
-          </w:p>
-        </w:tc>
-        <w:tc>
-          <w:tcPr>
-            <w:tcBorders>
-              <w:bottom w:val="none" w:sz="0" w:space="0" w:color="000000"/>
-              <w:top w:val="none" w:sz="0" w:space="0" w:color="000000"/>
-              <w:left w:val="none" w:sz="0" w:space="0" w:color="000000"/>
-              <w:right w:val="none" w:sz="0" w:space="0" w:color="000000"/>
-            </w:tcBorders>
-            <w:shd w:val="clear" w:color="auto" w:fill="FFFFFF"/>
-            <w:tcMar>
-              <w:top w:w="0" w:type="dxa"/>
-              <w:bottom w:w="0" w:type="dxa"/>
-              <w:left w:w="0" w:type="dxa"/>
-              <w:right w:w="0" w:type="dxa"/>
-            </w:tcMar>
-            <w:vAlign w:val="center"/>
-          </w:tcPr>
-          <w:p>
-            <w:pPr>
-              <w:jc w:val="center"/>
-              <w:pBdr>
-                <w:bottom w:val="none" w:sz="0" w:space="0" w:color="000000"/>
-                <w:top w:val="none" w:sz="0" w:space="0" w:color="000000"/>
-                <w:left w:val="none" w:sz="0" w:space="0" w:color="000000"/>
-                <w:right w:val="none" w:sz="0" w:space="0" w:color="000000"/>
-              </w:pBdr>
-              <w:spacing w:after="60" w:before="60" w:line="240"/>
-              <w:ind w:left="60" w:right="60" w:firstLine="0" w:firstLineChars="0"/>
-              <w:rPr>
-                <w:rFonts w:ascii="Helvetica" w:hAnsi="Helvetica" w:eastAsia="Helvetica" w:cs="Helvetica"/>
-                <w:i w:val="false"/>
-                <w:b w:val="false"/>
-                <w:u w:val="none"/>
-                <w:strike w:val="false"/>
-                <w:sz w:val="17"/>
-                <w:szCs w:val="17"/>
-                <w:color w:val="24212B"/>
-              </w:rPr>
-            </w:pPr>
-            <w:r>
-              <w:rPr>
-                <w:rFonts w:ascii="Helvetica" w:hAnsi="Helvetica" w:eastAsia="Helvetica" w:cs="Helvetica"/>
-                <w:i w:val="false"/>
-                <w:b w:val="false"/>
-                <w:u w:val="none"/>
-                <w:strike w:val="false"/>
-                <w:sz w:val="17"/>
-                <w:szCs w:val="17"/>
-                <w:color w:val="24212B"/>
-              </w:rPr>
-              <w:t xml:space="preserve">p=0.196</w:t>
+              <w:t xml:space="preserve">p=0.252</w:t>
+            </w:r>
+          </w:p>
+        </w:tc>
+        <w:tc>
+          <w:tcPr>
+            <w:tcBorders>
+              <w:bottom w:val="none" w:sz="0" w:space="0" w:color="000000"/>
+              <w:top w:val="none" w:sz="0" w:space="0" w:color="000000"/>
+              <w:left w:val="none" w:sz="0" w:space="0" w:color="000000"/>
+              <w:right w:val="none" w:sz="0" w:space="0" w:color="000000"/>
+            </w:tcBorders>
+            <w:shd w:val="clear" w:color="auto" w:fill="FFFFFF"/>
+            <w:tcMar>
+              <w:top w:w="0" w:type="dxa"/>
+              <w:bottom w:w="0" w:type="dxa"/>
+              <w:left w:w="0" w:type="dxa"/>
+              <w:right w:w="0" w:type="dxa"/>
+            </w:tcMar>
+            <w:vAlign w:val="center"/>
+          </w:tcPr>
+          <w:p>
+            <w:pPr>
+              <w:jc w:val="center"/>
+              <w:pBdr>
+                <w:bottom w:val="none" w:sz="0" w:space="0" w:color="000000"/>
+                <w:top w:val="none" w:sz="0" w:space="0" w:color="000000"/>
+                <w:left w:val="none" w:sz="0" w:space="0" w:color="000000"/>
+                <w:right w:val="none" w:sz="0" w:space="0" w:color="000000"/>
+              </w:pBdr>
+              <w:spacing w:after="60" w:before="60" w:line="240"/>
+              <w:ind w:left="60" w:right="60" w:firstLine="0" w:firstLineChars="0"/>
+              <w:rPr>
+                <w:rFonts w:ascii="Helvetica" w:hAnsi="Helvetica" w:eastAsia="Helvetica" w:cs="Helvetica"/>
+                <w:i w:val="false"/>
+                <w:b w:val="true"/>
+                <w:u w:val="none"/>
+                <w:strike w:val="false"/>
+                <w:sz w:val="17"/>
+                <w:szCs w:val="17"/>
+                <w:color w:val="24212B"/>
+              </w:rPr>
+            </w:pPr>
+            <w:r>
+              <w:rPr>
+                <w:rFonts w:ascii="Helvetica" w:hAnsi="Helvetica" w:eastAsia="Helvetica" w:cs="Helvetica"/>
+                <w:i w:val="false"/>
+                <w:b w:val="true"/>
+                <w:u w:val="none"/>
+                <w:strike w:val="false"/>
+                <w:sz w:val="17"/>
+                <w:szCs w:val="17"/>
+                <w:color w:val="24212B"/>
+              </w:rPr>
+              <w:t xml:space="preserve">* p=0.040</w:t>
+            </w:r>
+          </w:p>
+        </w:tc>
+        <w:tc>
+          <w:tcPr>
+            <w:tcBorders>
+              <w:bottom w:val="none" w:sz="0" w:space="0" w:color="000000"/>
+              <w:top w:val="none" w:sz="0" w:space="0" w:color="000000"/>
+              <w:left w:val="none" w:sz="0" w:space="0" w:color="000000"/>
+              <w:right w:val="none" w:sz="0" w:space="0" w:color="000000"/>
+            </w:tcBorders>
+            <w:shd w:val="clear" w:color="auto" w:fill="FFFFFF"/>
+            <w:tcMar>
+              <w:top w:w="0" w:type="dxa"/>
+              <w:bottom w:w="0" w:type="dxa"/>
+              <w:left w:w="0" w:type="dxa"/>
+              <w:right w:w="0" w:type="dxa"/>
+            </w:tcMar>
+            <w:vAlign w:val="center"/>
+          </w:tcPr>
+          <w:p>
+            <w:pPr>
+              <w:jc w:val="center"/>
+              <w:pBdr>
+                <w:bottom w:val="none" w:sz="0" w:space="0" w:color="000000"/>
+                <w:top w:val="none" w:sz="0" w:space="0" w:color="000000"/>
+                <w:left w:val="none" w:sz="0" w:space="0" w:color="000000"/>
+                <w:right w:val="none" w:sz="0" w:space="0" w:color="000000"/>
+              </w:pBdr>
+              <w:spacing w:after="60" w:before="60" w:line="240"/>
+              <w:ind w:left="60" w:right="60" w:firstLine="0" w:firstLineChars="0"/>
+              <w:rPr>
+                <w:rFonts w:ascii="Helvetica" w:hAnsi="Helvetica" w:eastAsia="Helvetica" w:cs="Helvetica"/>
+                <w:i w:val="false"/>
+                <w:b w:val="false"/>
+                <w:u w:val="none"/>
+                <w:strike w:val="false"/>
+                <w:sz w:val="17"/>
+                <w:szCs w:val="17"/>
+                <w:color w:val="24212B"/>
+              </w:rPr>
+            </w:pPr>
+            <w:r>
+              <w:rPr>
+                <w:rFonts w:ascii="Helvetica" w:hAnsi="Helvetica" w:eastAsia="Helvetica" w:cs="Helvetica"/>
+                <w:i w:val="false"/>
+                <w:b w:val="false"/>
+                <w:u w:val="none"/>
+                <w:strike w:val="false"/>
+                <w:sz w:val="17"/>
+                <w:szCs w:val="17"/>
+                <w:color w:val="24212B"/>
+              </w:rPr>
+              <w:t xml:space="preserve">p=0.264</w:t>
             </w:r>
           </w:p>
         </w:tc>
@@ -4804,7 +4804,7 @@
                 <w:szCs w:val="17"/>
                 <w:color w:val="24212B"/>
               </w:rPr>
-              <w:t xml:space="preserve">p=0.118</w:t>
+              <w:t xml:space="preserve">p=0.580</w:t>
             </w:r>
           </w:p>
         </w:tc>
@@ -5229,6 +5229,60 @@
               <w:rPr>
                 <w:rFonts w:ascii="Helvetica" w:hAnsi="Helvetica" w:eastAsia="Helvetica" w:cs="Helvetica"/>
                 <w:i w:val="false"/>
+                <w:b w:val="false"/>
+                <w:u w:val="none"/>
+                <w:strike w:val="false"/>
+                <w:sz w:val="17"/>
+                <w:szCs w:val="17"/>
+                <w:color w:val="24212B"/>
+              </w:rPr>
+            </w:pPr>
+            <w:r>
+              <w:rPr>
+                <w:rFonts w:ascii="Helvetica" w:hAnsi="Helvetica" w:eastAsia="Helvetica" w:cs="Helvetica"/>
+                <w:i w:val="false"/>
+                <w:b w:val="false"/>
+                <w:u w:val="none"/>
+                <w:strike w:val="false"/>
+                <w:sz w:val="17"/>
+                <w:szCs w:val="17"/>
+                <w:color w:val="24212B"/>
+              </w:rPr>
+              <w:t xml:space="preserve">p=0.521</w:t>
+            </w:r>
+          </w:p>
+        </w:tc>
+        <w:tc>
+          <w:tcPr>
+            <w:tcBorders>
+              <w:bottom w:val="none" w:sz="0" w:space="0" w:color="000000"/>
+              <w:top w:val="none" w:sz="0" w:space="0" w:color="000000"/>
+              <w:left w:val="none" w:sz="0" w:space="0" w:color="000000"/>
+              <w:right w:val="none" w:sz="0" w:space="0" w:color="000000"/>
+            </w:tcBorders>
+            <w:shd w:val="clear" w:color="auto" w:fill="FFFFFF"/>
+            <w:tcMar>
+              <w:top w:w="0" w:type="dxa"/>
+              <w:bottom w:w="0" w:type="dxa"/>
+              <w:left w:w="0" w:type="dxa"/>
+              <w:right w:w="0" w:type="dxa"/>
+            </w:tcMar>
+            <w:vAlign w:val="center"/>
+          </w:tcPr>
+          <w:p>
+            <w:pPr>
+              <w:jc w:val="center"/>
+              <w:pBdr>
+                <w:bottom w:val="none" w:sz="0" w:space="0" w:color="000000"/>
+                <w:top w:val="none" w:sz="0" w:space="0" w:color="000000"/>
+                <w:left w:val="none" w:sz="0" w:space="0" w:color="000000"/>
+                <w:right w:val="none" w:sz="0" w:space="0" w:color="000000"/>
+              </w:pBdr>
+              <w:spacing w:after="60" w:before="60" w:line="240"/>
+              <w:ind w:left="60" w:right="60" w:firstLine="0" w:firstLineChars="0"/>
+              <w:rPr>
+                <w:rFonts w:ascii="Helvetica" w:hAnsi="Helvetica" w:eastAsia="Helvetica" w:cs="Helvetica"/>
+                <w:i w:val="false"/>
                 <w:b w:val="true"/>
                 <w:u w:val="none"/>
                 <w:strike w:val="false"/>
@@ -5248,60 +5302,6 @@
                 <w:szCs w:val="17"/>
                 <w:color w:val="24212B"/>
               </w:rPr>
-              <w:t xml:space="preserve">* p=0.024</w:t>
-            </w:r>
-          </w:p>
-        </w:tc>
-        <w:tc>
-          <w:tcPr>
-            <w:tcBorders>
-              <w:bottom w:val="none" w:sz="0" w:space="0" w:color="000000"/>
-              <w:top w:val="none" w:sz="0" w:space="0" w:color="000000"/>
-              <w:left w:val="none" w:sz="0" w:space="0" w:color="000000"/>
-              <w:right w:val="none" w:sz="0" w:space="0" w:color="000000"/>
-            </w:tcBorders>
-            <w:shd w:val="clear" w:color="auto" w:fill="FFFFFF"/>
-            <w:tcMar>
-              <w:top w:w="0" w:type="dxa"/>
-              <w:bottom w:w="0" w:type="dxa"/>
-              <w:left w:w="0" w:type="dxa"/>
-              <w:right w:w="0" w:type="dxa"/>
-            </w:tcMar>
-            <w:vAlign w:val="center"/>
-          </w:tcPr>
-          <w:p>
-            <w:pPr>
-              <w:jc w:val="center"/>
-              <w:pBdr>
-                <w:bottom w:val="none" w:sz="0" w:space="0" w:color="000000"/>
-                <w:top w:val="none" w:sz="0" w:space="0" w:color="000000"/>
-                <w:left w:val="none" w:sz="0" w:space="0" w:color="000000"/>
-                <w:right w:val="none" w:sz="0" w:space="0" w:color="000000"/>
-              </w:pBdr>
-              <w:spacing w:after="60" w:before="60" w:line="240"/>
-              <w:ind w:left="60" w:right="60" w:firstLine="0" w:firstLineChars="0"/>
-              <w:rPr>
-                <w:rFonts w:ascii="Helvetica" w:hAnsi="Helvetica" w:eastAsia="Helvetica" w:cs="Helvetica"/>
-                <w:i w:val="false"/>
-                <w:b w:val="true"/>
-                <w:u w:val="none"/>
-                <w:strike w:val="false"/>
-                <w:sz w:val="17"/>
-                <w:szCs w:val="17"/>
-                <w:color w:val="24212B"/>
-              </w:rPr>
-            </w:pPr>
-            <w:r>
-              <w:rPr>
-                <w:rFonts w:ascii="Helvetica" w:hAnsi="Helvetica" w:eastAsia="Helvetica" w:cs="Helvetica"/>
-                <w:i w:val="false"/>
-                <w:b w:val="true"/>
-                <w:u w:val="none"/>
-                <w:strike w:val="false"/>
-                <w:sz w:val="17"/>
-                <w:szCs w:val="17"/>
-                <w:color w:val="24212B"/>
-              </w:rPr>
               <w:t xml:space="preserve">* p=0.014</w:t>
             </w:r>
           </w:p>
@@ -5356,7 +5356,7 @@
                 <w:szCs w:val="17"/>
                 <w:color w:val="24212B"/>
               </w:rPr>
-              <w:t xml:space="preserve">p=0.232</w:t>
+              <w:t xml:space="preserve">p=0.246</w:t>
             </w:r>
           </w:p>
         </w:tc>
@@ -5914,7 +5914,7 @@
                 <w:szCs w:val="17"/>
                 <w:color w:val="24212B"/>
               </w:rPr>
-              <w:t xml:space="preserve">p=0.336</w:t>
+              <w:t xml:space="preserve">p=0.277</w:t>
             </w:r>
           </w:p>
         </w:tc>
@@ -6244,7 +6244,7 @@
                 <w:szCs w:val="17"/>
                 <w:color w:val="24212B"/>
               </w:rPr>
-              <w:t xml:space="preserve">p=0.155</w:t>
+              <w:t xml:space="preserve">p=0.278</w:t>
             </w:r>
           </w:p>
         </w:tc>
@@ -6466,7 +6466,7 @@
                 <w:szCs w:val="17"/>
                 <w:color w:val="24212B"/>
               </w:rPr>
-              <w:t xml:space="preserve">* p=0.032</w:t>
+              <w:t xml:space="preserve">* p=0.015</w:t>
             </w:r>
           </w:p>
         </w:tc>
@@ -6580,7 +6580,7 @@
                 <w:szCs w:val="17"/>
                 <w:color w:val="24212B"/>
               </w:rPr>
-              <w:t xml:space="preserve">p=0.558</w:t>
+              <w:t xml:space="preserve">p=0.769</w:t>
             </w:r>
           </w:p>
         </w:tc>
@@ -6688,7 +6688,7 @@
                 <w:szCs w:val="17"/>
                 <w:color w:val="24212B"/>
               </w:rPr>
-              <w:t xml:space="preserve">p=0.216</w:t>
+              <w:t xml:space="preserve">p=0.209</w:t>
             </w:r>
           </w:p>
         </w:tc>
@@ -6917,7 +6917,7 @@
       </w:tr>
       <w:tr>
         <w:trPr>
-          <w:trHeight w:val="463" w:hRule="auto"/>
+          <w:trHeight w:val="459" w:hRule="auto"/>
         </w:trPr>
         body31
         <w:tc>
@@ -7113,26 +7113,26 @@
               <w:rPr>
                 <w:rFonts w:ascii="Helvetica" w:hAnsi="Helvetica" w:eastAsia="Helvetica" w:cs="Helvetica"/>
                 <w:i w:val="false"/>
-                <w:b w:val="true"/>
-                <w:u w:val="none"/>
-                <w:strike w:val="false"/>
-                <w:sz w:val="17"/>
-                <w:szCs w:val="17"/>
-                <w:color w:val="24212B"/>
-              </w:rPr>
-            </w:pPr>
-            <w:r>
-              <w:rPr>
-                <w:rFonts w:ascii="Helvetica" w:hAnsi="Helvetica" w:eastAsia="Helvetica" w:cs="Helvetica"/>
-                <w:i w:val="false"/>
-                <w:b w:val="true"/>
-                <w:u w:val="none"/>
-                <w:strike w:val="false"/>
-                <w:sz w:val="17"/>
-                <w:szCs w:val="17"/>
-                <w:color w:val="24212B"/>
-              </w:rPr>
-              <w:t xml:space="preserve">* p=0.012</w:t>
+                <w:b w:val="false"/>
+                <w:u w:val="none"/>
+                <w:strike w:val="false"/>
+                <w:sz w:val="17"/>
+                <w:szCs w:val="17"/>
+                <w:color w:val="24212B"/>
+              </w:rPr>
+            </w:pPr>
+            <w:r>
+              <w:rPr>
+                <w:rFonts w:ascii="Helvetica" w:hAnsi="Helvetica" w:eastAsia="Helvetica" w:cs="Helvetica"/>
+                <w:i w:val="false"/>
+                <w:b w:val="false"/>
+                <w:u w:val="none"/>
+                <w:strike w:val="false"/>
+                <w:sz w:val="17"/>
+                <w:szCs w:val="17"/>
+                <w:color w:val="24212B"/>
+              </w:rPr>
+              <w:t xml:space="preserve">p=0.229</w:t>
             </w:r>
           </w:p>
         </w:tc>
@@ -8693,7 +8693,7 @@
       </w:tr>
       <w:tr>
         <w:trPr>
-          <w:trHeight w:val="461" w:hRule="auto"/>
+          <w:trHeight w:val="463" w:hRule="auto"/>
         </w:trPr>
         body39
         <w:tc>
@@ -8800,7 +8800,7 @@
                 <w:szCs w:val="17"/>
                 <w:color w:val="24212B"/>
               </w:rPr>
-              <w:t xml:space="preserve">p=0.511</w:t>
+              <w:t xml:space="preserve">p=0.367</w:t>
             </w:r>
           </w:p>
         </w:tc>
@@ -8889,26 +8889,26 @@
               <w:rPr>
                 <w:rFonts w:ascii="Helvetica" w:hAnsi="Helvetica" w:eastAsia="Helvetica" w:cs="Helvetica"/>
                 <w:i w:val="false"/>
-                <w:b w:val="false"/>
-                <w:u w:val="none"/>
-                <w:strike w:val="false"/>
-                <w:sz w:val="17"/>
-                <w:szCs w:val="17"/>
-                <w:color w:val="24212B"/>
-              </w:rPr>
-            </w:pPr>
-            <w:r>
-              <w:rPr>
-                <w:rFonts w:ascii="Helvetica" w:hAnsi="Helvetica" w:eastAsia="Helvetica" w:cs="Helvetica"/>
-                <w:i w:val="false"/>
-                <w:b w:val="false"/>
-                <w:u w:val="none"/>
-                <w:strike w:val="false"/>
-                <w:sz w:val="17"/>
-                <w:szCs w:val="17"/>
-                <w:color w:val="24212B"/>
-              </w:rPr>
-              <w:t xml:space="preserve">p=0.054</w:t>
+                <w:b w:val="true"/>
+                <w:u w:val="none"/>
+                <w:strike w:val="false"/>
+                <w:sz w:val="17"/>
+                <w:szCs w:val="17"/>
+                <w:color w:val="24212B"/>
+              </w:rPr>
+            </w:pPr>
+            <w:r>
+              <w:rPr>
+                <w:rFonts w:ascii="Helvetica" w:hAnsi="Helvetica" w:eastAsia="Helvetica" w:cs="Helvetica"/>
+                <w:i w:val="false"/>
+                <w:b w:val="true"/>
+                <w:u w:val="none"/>
+                <w:strike w:val="false"/>
+                <w:sz w:val="17"/>
+                <w:szCs w:val="17"/>
+                <w:color w:val="24212B"/>
+              </w:rPr>
+              <w:t xml:space="preserve">* p=0.043</w:t>
             </w:r>
           </w:p>
         </w:tc>
@@ -9574,14 +9574,14 @@
                 <w:szCs w:val="17"/>
                 <w:color w:val="24212B"/>
               </w:rPr>
-              <w:t xml:space="preserve">p=0.299</w:t>
+              <w:t xml:space="preserve">p=0.303</w:t>
             </w:r>
           </w:p>
         </w:tc>
       </w:tr>
       <w:tr>
         <w:trPr>
-          <w:trHeight w:val="459" w:hRule="auto"/>
+          <w:trHeight w:val="458" w:hRule="auto"/>
         </w:trPr>
         body43
         <w:tc>
@@ -9796,7 +9796,7 @@
                 <w:szCs w:val="17"/>
                 <w:color w:val="24212B"/>
               </w:rPr>
-              <w:t xml:space="preserve">p=0.404</w:t>
+              <w:t xml:space="preserve">p=0.597</w:t>
             </w:r>
           </w:p>
         </w:tc>
@@ -9910,115 +9910,115 @@
                 <w:szCs w:val="17"/>
                 <w:color w:val="24212B"/>
               </w:rPr>
-              <w:t xml:space="preserve"/>
-            </w:r>
-          </w:p>
-        </w:tc>
-        <w:tc>
-          <w:tcPr>
-            <w:tcBorders>
-              <w:bottom w:val="none" w:sz="0" w:space="0" w:color="000000"/>
-              <w:top w:val="none" w:sz="0" w:space="0" w:color="000000"/>
-              <w:left w:val="none" w:sz="0" w:space="0" w:color="000000"/>
-              <w:right w:val="none" w:sz="0" w:space="0" w:color="000000"/>
-            </w:tcBorders>
-            <w:shd w:val="clear" w:color="auto" w:fill="FFFFFF"/>
-            <w:tcMar>
-              <w:top w:w="0" w:type="dxa"/>
-              <w:bottom w:w="0" w:type="dxa"/>
-              <w:left w:w="0" w:type="dxa"/>
-              <w:right w:w="0" w:type="dxa"/>
-            </w:tcMar>
-            <w:vAlign w:val="center"/>
-          </w:tcPr>
-          <w:p>
-            <w:pPr>
-              <w:jc w:val="center"/>
-              <w:pBdr>
-                <w:bottom w:val="none" w:sz="0" w:space="0" w:color="000000"/>
-                <w:top w:val="none" w:sz="0" w:space="0" w:color="000000"/>
-                <w:left w:val="none" w:sz="0" w:space="0" w:color="000000"/>
-                <w:right w:val="none" w:sz="0" w:space="0" w:color="000000"/>
-              </w:pBdr>
-              <w:spacing w:after="60" w:before="60" w:line="240"/>
-              <w:ind w:left="60" w:right="60" w:firstLine="0" w:firstLineChars="0"/>
-              <w:rPr>
-                <w:rFonts w:ascii="Helvetica" w:hAnsi="Helvetica" w:eastAsia="Helvetica" w:cs="Helvetica"/>
-                <w:i w:val="false"/>
-                <w:b w:val="false"/>
-                <w:u w:val="none"/>
-                <w:strike w:val="false"/>
-                <w:sz w:val="17"/>
-                <w:szCs w:val="17"/>
-                <w:color w:val="24212B"/>
-              </w:rPr>
-            </w:pPr>
-            <w:r>
-              <w:rPr>
-                <w:rFonts w:ascii="Helvetica" w:hAnsi="Helvetica" w:eastAsia="Helvetica" w:cs="Helvetica"/>
-                <w:i w:val="false"/>
-                <w:b w:val="false"/>
-                <w:u w:val="none"/>
-                <w:strike w:val="false"/>
-                <w:sz w:val="17"/>
-                <w:szCs w:val="17"/>
-                <w:color w:val="24212B"/>
-              </w:rPr>
-              <w:t xml:space="preserve">p=0.515</w:t>
-            </w:r>
-          </w:p>
-        </w:tc>
-        <w:tc>
-          <w:tcPr>
-            <w:tcBorders>
-              <w:bottom w:val="none" w:sz="0" w:space="0" w:color="000000"/>
-              <w:top w:val="none" w:sz="0" w:space="0" w:color="000000"/>
-              <w:left w:val="none" w:sz="0" w:space="0" w:color="000000"/>
-              <w:right w:val="none" w:sz="0" w:space="0" w:color="000000"/>
-            </w:tcBorders>
-            <w:shd w:val="clear" w:color="auto" w:fill="FFFFFF"/>
-            <w:tcMar>
-              <w:top w:w="0" w:type="dxa"/>
-              <w:bottom w:w="0" w:type="dxa"/>
-              <w:left w:w="0" w:type="dxa"/>
-              <w:right w:w="0" w:type="dxa"/>
-            </w:tcMar>
-            <w:vAlign w:val="center"/>
-          </w:tcPr>
-          <w:p>
-            <w:pPr>
-              <w:jc w:val="center"/>
-              <w:pBdr>
-                <w:bottom w:val="none" w:sz="0" w:space="0" w:color="000000"/>
-                <w:top w:val="none" w:sz="0" w:space="0" w:color="000000"/>
-                <w:left w:val="none" w:sz="0" w:space="0" w:color="000000"/>
-                <w:right w:val="none" w:sz="0" w:space="0" w:color="000000"/>
-              </w:pBdr>
-              <w:spacing w:after="60" w:before="60" w:line="240"/>
-              <w:ind w:left="60" w:right="60" w:firstLine="0" w:firstLineChars="0"/>
-              <w:rPr>
-                <w:rFonts w:ascii="Helvetica" w:hAnsi="Helvetica" w:eastAsia="Helvetica" w:cs="Helvetica"/>
-                <w:i w:val="false"/>
-                <w:b w:val="false"/>
-                <w:u w:val="none"/>
-                <w:strike w:val="false"/>
-                <w:sz w:val="17"/>
-                <w:szCs w:val="17"/>
-                <w:color w:val="24212B"/>
-              </w:rPr>
-            </w:pPr>
-            <w:r>
-              <w:rPr>
-                <w:rFonts w:ascii="Helvetica" w:hAnsi="Helvetica" w:eastAsia="Helvetica" w:cs="Helvetica"/>
-                <w:i w:val="false"/>
-                <w:b w:val="false"/>
-                <w:u w:val="none"/>
-                <w:strike w:val="false"/>
-                <w:sz w:val="17"/>
-                <w:szCs w:val="17"/>
-                <w:color w:val="24212B"/>
-              </w:rPr>
-              <w:t xml:space="preserve">p=0.215</w:t>
+              <w:t xml:space="preserve">p=0.251</w:t>
+            </w:r>
+          </w:p>
+        </w:tc>
+        <w:tc>
+          <w:tcPr>
+            <w:tcBorders>
+              <w:bottom w:val="none" w:sz="0" w:space="0" w:color="000000"/>
+              <w:top w:val="none" w:sz="0" w:space="0" w:color="000000"/>
+              <w:left w:val="none" w:sz="0" w:space="0" w:color="000000"/>
+              <w:right w:val="none" w:sz="0" w:space="0" w:color="000000"/>
+            </w:tcBorders>
+            <w:shd w:val="clear" w:color="auto" w:fill="FFFFFF"/>
+            <w:tcMar>
+              <w:top w:w="0" w:type="dxa"/>
+              <w:bottom w:w="0" w:type="dxa"/>
+              <w:left w:w="0" w:type="dxa"/>
+              <w:right w:w="0" w:type="dxa"/>
+            </w:tcMar>
+            <w:vAlign w:val="center"/>
+          </w:tcPr>
+          <w:p>
+            <w:pPr>
+              <w:jc w:val="center"/>
+              <w:pBdr>
+                <w:bottom w:val="none" w:sz="0" w:space="0" w:color="000000"/>
+                <w:top w:val="none" w:sz="0" w:space="0" w:color="000000"/>
+                <w:left w:val="none" w:sz="0" w:space="0" w:color="000000"/>
+                <w:right w:val="none" w:sz="0" w:space="0" w:color="000000"/>
+              </w:pBdr>
+              <w:spacing w:after="60" w:before="60" w:line="240"/>
+              <w:ind w:left="60" w:right="60" w:firstLine="0" w:firstLineChars="0"/>
+              <w:rPr>
+                <w:rFonts w:ascii="Helvetica" w:hAnsi="Helvetica" w:eastAsia="Helvetica" w:cs="Helvetica"/>
+                <w:i w:val="false"/>
+                <w:b w:val="false"/>
+                <w:u w:val="none"/>
+                <w:strike w:val="false"/>
+                <w:sz w:val="17"/>
+                <w:szCs w:val="17"/>
+                <w:color w:val="24212B"/>
+              </w:rPr>
+            </w:pPr>
+            <w:r>
+              <w:rPr>
+                <w:rFonts w:ascii="Helvetica" w:hAnsi="Helvetica" w:eastAsia="Helvetica" w:cs="Helvetica"/>
+                <w:i w:val="false"/>
+                <w:b w:val="false"/>
+                <w:u w:val="none"/>
+                <w:strike w:val="false"/>
+                <w:sz w:val="17"/>
+                <w:szCs w:val="17"/>
+                <w:color w:val="24212B"/>
+              </w:rPr>
+              <w:t xml:space="preserve">p=0.465</w:t>
+            </w:r>
+          </w:p>
+        </w:tc>
+        <w:tc>
+          <w:tcPr>
+            <w:tcBorders>
+              <w:bottom w:val="none" w:sz="0" w:space="0" w:color="000000"/>
+              <w:top w:val="none" w:sz="0" w:space="0" w:color="000000"/>
+              <w:left w:val="none" w:sz="0" w:space="0" w:color="000000"/>
+              <w:right w:val="none" w:sz="0" w:space="0" w:color="000000"/>
+            </w:tcBorders>
+            <w:shd w:val="clear" w:color="auto" w:fill="FFFFFF"/>
+            <w:tcMar>
+              <w:top w:w="0" w:type="dxa"/>
+              <w:bottom w:w="0" w:type="dxa"/>
+              <w:left w:w="0" w:type="dxa"/>
+              <w:right w:w="0" w:type="dxa"/>
+            </w:tcMar>
+            <w:vAlign w:val="center"/>
+          </w:tcPr>
+          <w:p>
+            <w:pPr>
+              <w:jc w:val="center"/>
+              <w:pBdr>
+                <w:bottom w:val="none" w:sz="0" w:space="0" w:color="000000"/>
+                <w:top w:val="none" w:sz="0" w:space="0" w:color="000000"/>
+                <w:left w:val="none" w:sz="0" w:space="0" w:color="000000"/>
+                <w:right w:val="none" w:sz="0" w:space="0" w:color="000000"/>
+              </w:pBdr>
+              <w:spacing w:after="60" w:before="60" w:line="240"/>
+              <w:ind w:left="60" w:right="60" w:firstLine="0" w:firstLineChars="0"/>
+              <w:rPr>
+                <w:rFonts w:ascii="Helvetica" w:hAnsi="Helvetica" w:eastAsia="Helvetica" w:cs="Helvetica"/>
+                <w:i w:val="false"/>
+                <w:b w:val="false"/>
+                <w:u w:val="none"/>
+                <w:strike w:val="false"/>
+                <w:sz w:val="17"/>
+                <w:szCs w:val="17"/>
+                <w:color w:val="24212B"/>
+              </w:rPr>
+            </w:pPr>
+            <w:r>
+              <w:rPr>
+                <w:rFonts w:ascii="Helvetica" w:hAnsi="Helvetica" w:eastAsia="Helvetica" w:cs="Helvetica"/>
+                <w:i w:val="false"/>
+                <w:b w:val="false"/>
+                <w:u w:val="none"/>
+                <w:strike w:val="false"/>
+                <w:sz w:val="17"/>
+                <w:szCs w:val="17"/>
+                <w:color w:val="24212B"/>
+              </w:rPr>
+              <w:t xml:space="preserve">p=0.114</w:t>
             </w:r>
           </w:p>
         </w:tc>
@@ -10576,7 +10576,7 @@
                 <w:szCs w:val="17"/>
                 <w:color w:val="24212B"/>
               </w:rPr>
-              <w:t xml:space="preserve">p=0.290</w:t>
+              <w:t xml:space="preserve">p=0.479</w:t>
             </w:r>
           </w:p>
         </w:tc>
@@ -10798,7 +10798,7 @@
                 <w:szCs w:val="17"/>
                 <w:color w:val="24212B"/>
               </w:rPr>
-              <w:t xml:space="preserve">p=0.299</w:t>
+              <w:t xml:space="preserve">p=0.244</w:t>
             </w:r>
           </w:p>
         </w:tc>
